--- a/frontend/public/documents/PrivacyPolicy_SelfRace_SK.docx
+++ b/frontend/public/documents/PrivacyPolicy_SelfRace_SK.docx
@@ -23,7 +23,7 @@
           <w:b w:val="false"/>
           <w:bCs w:val="false"/>
         </w:rPr>
-        <w:t xml:space="preserve">Posledná aktualizácia: 5. októbra 2026</w:t>
+        <w:t xml:space="preserve">Posledná aktualizácia: 6. októbra 2026</w:t>
       </w:r>
     </w:p>
     <w:p>
@@ -861,7 +861,7 @@
           <w:b w:val="false"/>
           <w:bCs w:val="false"/>
         </w:rPr>
-        <w:t xml:space="preserve">Základné metadáta o aktivitách (súhrny) sa uchovávajú až 90 dní na podporu výpočtov dlhodobých výkonnostných trendov (napr. CTL/ATL).</w:t>
+        <w:t xml:space="preserve">Základné metadáta o aktivitách (súhrny – dátum, šport, trvanie, vzdialenosť, tep) sa uchovávajú, kým máte pripojenú Stravu a aktívny účet. Slúžia na dlhodobé trendy (napr. CTL/ATL, séria tréningov, mesačné prehľady). Pri prvom pripojení načítame najviac posledných 12 mesiacov.</w:t>
       </w:r>
     </w:p>
     <w:p>
